--- a/Volume 1/Chapter 01 - Development Environment/SPA_Vol1_Ch1_Lesson1_12_Rust_Setup_Optional.docx
+++ b/Volume 1/Chapter 01 - Development Environment/SPA_Vol1_Ch1_Lesson1_12_Rust_Setup_Optional.docx
@@ -1701,7 +1701,7 @@
         <w:keepNext/>
       </w:pPr>
       <w:r>
-        <w:t>New-Item -ItemType Directory -Force $HOME\spa | Out-Null</w:t>
+        <w:t>New-Item -ItemType Directory -Force "$HOME\spa" | Out-Null</w:t>
       </w:r>
     </w:p>
     <w:p>
@@ -1709,7 +1709,7 @@
         <w:pStyle w:val="CommandBlock"/>
       </w:pPr>
       <w:r>
-        <w:t>Set-Location $HOME\spa</w:t>
+        <w:t>Set-Location "$HOME\spa"</w:t>
       </w:r>
     </w:p>
     <w:p>
@@ -1746,7 +1746,7 @@
         <w:keepNext/>
       </w:pPr>
       <w:r>
-        <w:t>New-Item -ItemType Directory -Force .\lesson-1.12\rust\basic | Out-Null</w:t>
+        <w:t>New-Item -ItemType Directory -Force "$HOME\spa\lesson-1.12\rust\basic" | Out-Null</w:t>
       </w:r>
     </w:p>
     <w:p>
@@ -1755,7 +1755,7 @@
         <w:keepNext/>
       </w:pPr>
       <w:r>
-        <w:t>Set-Location .\lesson-1.12</w:t>
+        <w:t>Set-Location "$HOME\spa\lesson-1.12"</w:t>
       </w:r>
     </w:p>
     <w:p>
@@ -1785,7 +1785,7 @@
         <w:pStyle w:val="ListBullet"/>
       </w:pPr>
       <w:r>
-        <w:t>The first line makes .\lesson-1.12 inside spa, .\rust inside it, and .\basic inside that, in one step. Set-Location moves into the lesson folder.</w:t>
+        <w:t>The first line makes lesson-1.12 inside spa, rust inside it, and basic inside that, in one step. Each folder is a full path that starts with $HOME\spa, so the line makes the same folder from any folder you are in. Set-Location "$HOME\spa\lesson-1.12" moves into the lesson folder.</w:t>
       </w:r>
     </w:p>
     <w:p>
@@ -1929,7 +1929,7 @@
         <w:keepNext/>
       </w:pPr>
       <w:r>
-        <w:t>mkdir -p ~/spa/lesson-1.12/rust/basic</w:t>
+        <w:t>mkdir -p "$HOME/spa/lesson-1.12/rust/basic"</w:t>
       </w:r>
     </w:p>
     <w:p>
@@ -1938,7 +1938,7 @@
         <w:keepNext/>
       </w:pPr>
       <w:r>
-        <w:t>cd ~/spa/lesson-1.12</w:t>
+        <w:t>cd "$HOME/spa/lesson-1.12"</w:t>
       </w:r>
     </w:p>
     <w:p>
@@ -1965,7 +1965,7 @@
     </w:p>
     <w:p>
       <w:r>
-        <w:t>Remember, ~ is your home folder, mkdir -p creates the folders, including any missing ones on the way, and pwd prints where you are, ending in spa/lesson-1.12. printf writes the line target/ into .gitignore; Linux and macOS write no .pdb files.</w:t>
+        <w:t>Remember, $HOME is your home folder, mkdir -p creates the folders, including any missing ones on the way, and pwd prints where you are, ending in spa/lesson-1.12. printf writes the line target/ into .gitignore; Linux and macOS write no .pdb files.</w:t>
       </w:r>
     </w:p>
     <w:p>
@@ -3931,31 +3931,31 @@
       </w:rPr>
     </w:lvl>
   </w:abstractNum>
-  <w:num w:numId="1" w16cid:durableId="512694366">
+  <w:num w:numId="1" w16cid:durableId="1210917296">
     <w:abstractNumId w:val="8"/>
   </w:num>
-  <w:num w:numId="2" w16cid:durableId="334381768">
+  <w:num w:numId="2" w16cid:durableId="664238212">
     <w:abstractNumId w:val="6"/>
   </w:num>
-  <w:num w:numId="3" w16cid:durableId="734200514">
+  <w:num w:numId="3" w16cid:durableId="1954287008">
     <w:abstractNumId w:val="5"/>
   </w:num>
-  <w:num w:numId="4" w16cid:durableId="1048265773">
+  <w:num w:numId="4" w16cid:durableId="332876760">
     <w:abstractNumId w:val="4"/>
   </w:num>
-  <w:num w:numId="5" w16cid:durableId="1886601099">
+  <w:num w:numId="5" w16cid:durableId="1793280626">
     <w:abstractNumId w:val="7"/>
   </w:num>
-  <w:num w:numId="6" w16cid:durableId="570121212">
+  <w:num w:numId="6" w16cid:durableId="1386219346">
     <w:abstractNumId w:val="3"/>
   </w:num>
-  <w:num w:numId="7" w16cid:durableId="1513102633">
+  <w:num w:numId="7" w16cid:durableId="1807090193">
     <w:abstractNumId w:val="2"/>
   </w:num>
-  <w:num w:numId="8" w16cid:durableId="146172837">
+  <w:num w:numId="8" w16cid:durableId="1742798958">
     <w:abstractNumId w:val="1"/>
   </w:num>
-  <w:num w:numId="9" w16cid:durableId="2055346954">
+  <w:num w:numId="9" w16cid:durableId="967466824">
     <w:abstractNumId w:val="0"/>
   </w:num>
 </w:numbering>

--- a/Volume 1/Chapter 01 - Development Environment/SPA_Vol1_Ch1_Lesson1_12_Rust_Setup_Optional.docx
+++ b/Volume 1/Chapter 01 - Development Environment/SPA_Vol1_Ch1_Lesson1_12_Rust_Setup_Optional.docx
@@ -2431,7 +2431,7 @@
         <w:pStyle w:val="ListBullet"/>
       </w:pPr>
       <w:r>
-        <w:t>A compile error starts with error, names the file, the line and the column, such as .\rust\basic\hello.rs:15:5, and draws ^ marks under the problem. A misspelling or a missing ; or " is the usual cause. In Windows PowerShell, rustc's messages may appear in red with extra lines such as NativeCommandError around them; read the line that names your file.</w:t>
+        <w:t>A compile error starts with error, names the file, the line and the column, such as .\rust\basic\hello.rs:16:5, and draws ^ marks under the problem. A misspelling or a missing ; or " is the usual cause. In Windows PowerShell, rustc's messages may appear in red with extra lines such as NativeCommandError around them; read the line that names your file.</w:t>
       </w:r>
     </w:p>
     <w:p>
@@ -3931,31 +3931,31 @@
       </w:rPr>
     </w:lvl>
   </w:abstractNum>
-  <w:num w:numId="1" w16cid:durableId="1210917296">
+  <w:num w:numId="1" w16cid:durableId="1365867701">
     <w:abstractNumId w:val="8"/>
   </w:num>
-  <w:num w:numId="2" w16cid:durableId="664238212">
+  <w:num w:numId="2" w16cid:durableId="737167121">
     <w:abstractNumId w:val="6"/>
   </w:num>
-  <w:num w:numId="3" w16cid:durableId="1954287008">
+  <w:num w:numId="3" w16cid:durableId="861361248">
     <w:abstractNumId w:val="5"/>
   </w:num>
-  <w:num w:numId="4" w16cid:durableId="332876760">
+  <w:num w:numId="4" w16cid:durableId="1177619712">
     <w:abstractNumId w:val="4"/>
   </w:num>
-  <w:num w:numId="5" w16cid:durableId="1793280626">
+  <w:num w:numId="5" w16cid:durableId="1481119608">
     <w:abstractNumId w:val="7"/>
   </w:num>
-  <w:num w:numId="6" w16cid:durableId="1386219346">
+  <w:num w:numId="6" w16cid:durableId="76556904">
     <w:abstractNumId w:val="3"/>
   </w:num>
-  <w:num w:numId="7" w16cid:durableId="1807090193">
+  <w:num w:numId="7" w16cid:durableId="487523894">
     <w:abstractNumId w:val="2"/>
   </w:num>
-  <w:num w:numId="8" w16cid:durableId="1742798958">
+  <w:num w:numId="8" w16cid:durableId="1538812063">
     <w:abstractNumId w:val="1"/>
   </w:num>
-  <w:num w:numId="9" w16cid:durableId="967466824">
+  <w:num w:numId="9" w16cid:durableId="1739085928">
     <w:abstractNumId w:val="0"/>
   </w:num>
 </w:numbering>

--- a/Volume 1/Chapter 01 - Development Environment/SPA_Vol1_Ch1_Lesson1_12_Rust_Setup_Optional.docx
+++ b/Volume 1/Chapter 01 - Development Environment/SPA_Vol1_Ch1_Lesson1_12_Rust_Setup_Optional.docx
@@ -95,10 +95,7 @@
     </w:p>
     <w:p>
       <w:r>
-        <w:t>Rust is one of the four optional languages of this course, together with Assembly, Erlang, and Solidity. Like C, Rust is compiled ahead of time into a program that runs at the full speed of the processor. Unlike C, its compiler refuses whole classes of memory mistakes before the program ever runs, which is why parts of Windows, Linux, and many network tools are now written in it. Setting the tools up carefully now, and checking each step as you go, means the Rust programs you write later fail only because o</w:t>
-      </w:r>
-      <w:r>
-        <w:t>f the code you are learning, never because of your tools.</w:t>
+        <w:t>Rust is one of the four optional languages of this course, together with Assembly, Erlang, and Solidity. Like C, Rust is compiled ahead of time into a program that runs at the full speed of the processor. Unlike C, its compiler refuses whole classes of memory mistakes before the program ever runs, which is why parts of Windows, Linux, and many network tools are now written in it. Setting the tools up carefully now, and checking each step as you go, means the Rust programs you write later fail only because of the code you are learning, never because of your tools.</w:t>
       </w:r>
     </w:p>
     <w:p>
@@ -279,10 +276,7 @@
         <w:t>On Windows, Rust needs the Microsoft C++ Build Tools.</w:t>
       </w:r>
       <w:r>
-        <w:t xml:space="preserve"> The last part of every build is linking: joining the compiled code with the libraries and files that let programs use Windows into one .exe file. Rust's standard Windows toolchain, called MSVC (after Microsoft Visual C++), does not bring its own linker. It uses Microsoft's linker, link.exe, and the Windows SDK, the files that describe what Windows offers to programs. Both come with the Build Tools, a free part of Visual Studio. Without them, rustc compiles your code and then stops with an error that link.e</w:t>
-      </w:r>
-      <w:r>
-        <w:t>xe was not found.</w:t>
+        <w:t xml:space="preserve"> The last part of every build is linking: joining the compiled code with the libraries and files that let programs use Windows into one .exe file. Rust's standard Windows toolchain, called MSVC (after Microsoft Visual C++), does not bring its own linker. It uses Microsoft's linker, link.exe, and the Windows SDK, the files that describe what Windows offers to programs. Both come with the Build Tools, a free part of Visual Studio. Without them, rustc compiles your code and then stops with an error that link.exe was not found.</w:t>
       </w:r>
     </w:p>
     <w:p>
